--- a/BENUTZERHANDBUCH.docx
+++ b/BENUTZERHANDBUCH.docx
@@ -82,7 +82,7 @@
         <w:t>F5</w:t>
       </w:r>
       <w:r>
-        <w:t>. Beim ersten Start wird die lokale Datenbank automatisch erstellt. Eine Internetverbindung ist nicht erforderlich.</w:t>
+        <w:t>. Beim ersten Start wird die lokale Datei kassabuch-daten.json automatisch erstellt. Eine Internetverbindung ist nicht erforderlich.</w:t>
       </w:r>
     </w:p>
     <w:p>

--- a/BENUTZERHANDBUCH.docx
+++ b/BENUTZERHANDBUCH.docx
@@ -4,50 +4,29 @@
   <w:body>
     <w:p>
       <w:pPr>
-        <w:spacing w:after="1800"/>
-      </w:pPr>
-    </w:p>
-    <w:p>
-      <w:pPr>
-        <w:spacing w:before="0" w:after="160"/>
-        <w:jc w:val="center"/>
+        <w:spacing w:after="40"/>
       </w:pPr>
       <w:r>
         <w:rPr>
-          <w:rFonts w:ascii="Calibri" w:hAnsi="Calibri"/>
+          <w:rFonts w:ascii="Arial" w:hAnsi="Arial"/>
           <w:b/>
-          <w:color w:val="1F4D78"/>
-          <w:sz w:val="52"/>
+          <w:color w:val="1F4E79"/>
+          <w:sz w:val="40"/>
         </w:rPr>
-        <w:t>Kassabuch</w:t>
+        <w:t>Kassabuch - Benutzerhandbuch</w:t>
       </w:r>
     </w:p>
     <w:p>
       <w:pPr>
-        <w:pStyle w:val="Subtitle"/>
-        <w:jc w:val="center"/>
-      </w:pPr>
-      <w:r>
-        <w:t>Benutzerhandbuch</w:t>
-      </w:r>
-    </w:p>
-    <w:p>
-      <w:pPr>
-        <w:spacing w:before="240" w:after="0"/>
-        <w:jc w:val="center"/>
+        <w:spacing w:after="240"/>
       </w:pPr>
       <w:r>
         <w:rPr>
-          <w:rFonts w:ascii="Calibri" w:hAnsi="Calibri"/>
-          <w:color w:val="646464"/>
+          <w:rFonts w:ascii="Arial" w:hAnsi="Arial"/>
+          <w:color w:val="5A5A5A"/>
           <w:sz w:val="20"/>
         </w:rPr>
-        <w:t>C# / ASP.NET Core</w:t>
-      </w:r>
-    </w:p>
-    <w:p>
-      <w:r>
-        <w:br w:type="page"/>
+        <w:t>C# / ASP.NET Core MVC</w:t>
       </w:r>
     </w:p>
     <w:p>
@@ -59,30 +38,27 @@
       </w:r>
     </w:p>
     <w:p>
+      <w:pPr>
+        <w:pStyle w:val="ListNumber"/>
+      </w:pPr>
       <w:r>
-        <w:t xml:space="preserve">Öffnen Sie </w:t>
+        <w:t>Kassabuch.sln in Visual Studio öffnen.</w:t>
       </w:r>
+    </w:p>
+    <w:p>
+      <w:pPr>
+        <w:pStyle w:val="ListNumber"/>
+      </w:pPr>
       <w:r>
-        <w:rPr>
-          <w:rFonts w:ascii="Consolas" w:hAnsi="Consolas"/>
-          <w:color w:val="1F4D78"/>
-          <w:sz w:val="19"/>
-        </w:rPr>
-        <w:t>Kassabuch.sln</w:t>
+        <w:t>Das Projekt mit F5 starten.</w:t>
       </w:r>
+    </w:p>
+    <w:p>
+      <w:pPr>
+        <w:pStyle w:val="ListNumber"/>
+      </w:pPr>
       <w:r>
-        <w:t xml:space="preserve"> in Visual Studio und drücken Sie </w:t>
-      </w:r>
-      <w:r>
-        <w:rPr>
-          <w:rFonts w:ascii="Consolas" w:hAnsi="Consolas"/>
-          <w:color w:val="1F4D78"/>
-          <w:sz w:val="19"/>
-        </w:rPr>
-        <w:t>F5</w:t>
-      </w:r>
-      <w:r>
-        <w:t>. Beim ersten Start wird die lokale Datei kassabuch-daten.json automatisch erstellt. Eine Internetverbindung ist nicht erforderlich.</w:t>
+        <w:t>Die Anwendung öffnet sich im Browser.</w:t>
       </w:r>
     </w:p>
     <w:p>
@@ -90,7 +66,7 @@
         <w:pStyle w:val="Heading1"/>
       </w:pPr>
       <w:r>
-        <w:t>Neue Buchung anlegen</w:t>
+        <w:t>Buchung anlegen</w:t>
       </w:r>
     </w:p>
     <w:p>
@@ -98,16 +74,7 @@
         <w:pStyle w:val="ListNumber"/>
       </w:pPr>
       <w:r>
-        <w:t xml:space="preserve">Rechts bei </w:t>
-      </w:r>
-      <w:r>
-        <w:rPr>
-          <w:b/>
-        </w:rPr>
-        <w:t>Buchung hinzufügen</w:t>
-      </w:r>
-      <w:r>
-        <w:t xml:space="preserve"> eine eindeutige Belegnummer eintragen.</w:t>
+        <w:t>Belegnummer, Datum, Beschreibung und Kategorie eingeben.</w:t>
       </w:r>
     </w:p>
     <w:p>
@@ -115,16 +82,7 @@
         <w:pStyle w:val="ListNumber"/>
       </w:pPr>
       <w:r>
-        <w:t xml:space="preserve">Ein Datum bis einschließlich </w:t>
-      </w:r>
-      <w:r>
-        <w:rPr>
-          <w:b/>
-        </w:rPr>
-        <w:t>26.08.2026</w:t>
-      </w:r>
-      <w:r>
-        <w:t xml:space="preserve"> wählen.</w:t>
+        <w:t>Nur Einnahme oder nur Ausgabe ausfüllen.</w:t>
       </w:r>
     </w:p>
     <w:p>
@@ -132,29 +90,7 @@
         <w:pStyle w:val="ListNumber"/>
       </w:pPr>
       <w:r>
-        <w:t>Beschreibung und Kategorie eintragen.</w:t>
-      </w:r>
-    </w:p>
-    <w:p>
-      <w:pPr>
-        <w:pStyle w:val="ListNumber"/>
-      </w:pPr>
-      <w:r>
-        <w:t>Entweder Einnahme oder Ausgabe ausfüllen. Das jeweils andere Feld bleibt null.</w:t>
-      </w:r>
-    </w:p>
-    <w:p>
-      <w:pPr>
-        <w:pStyle w:val="ListNumber"/>
-      </w:pPr>
-      <w:r>
-        <w:rPr>
-          <w:b/>
-        </w:rPr>
-        <w:t>Buchung speichern</w:t>
-      </w:r>
-      <w:r>
-        <w:t xml:space="preserve"> auswählen.</w:t>
+        <w:t>Buchung speichern wählen.</w:t>
       </w:r>
     </w:p>
     <w:p>
@@ -162,39 +98,47 @@
         <w:pStyle w:val="Heading1"/>
       </w:pPr>
       <w:r>
-        <w:t>Buchung bearbeiten oder löschen</w:t>
+        <w:t>Weitere Funktionen</w:t>
       </w:r>
     </w:p>
     <w:p>
+      <w:pPr>
+        <w:pStyle w:val="ListBullet"/>
+      </w:pPr>
       <w:r>
-        <w:t xml:space="preserve">Bei einer Tabellenzeile führt </w:t>
+        <w:t>Mit Bearbeiten kann eine Buchung geändert werden.</w:t>
       </w:r>
+    </w:p>
+    <w:p>
+      <w:pPr>
+        <w:pStyle w:val="ListBullet"/>
+      </w:pPr>
       <w:r>
-        <w:rPr>
-          <w:b/>
-        </w:rPr>
-        <w:t>Bearbeiten</w:t>
+        <w:t>Mit Löschen wird eine Buchung entfernt.</w:t>
       </w:r>
+    </w:p>
+    <w:p>
+      <w:pPr>
+        <w:pStyle w:val="ListBullet"/>
+      </w:pPr>
       <w:r>
-        <w:t xml:space="preserve"> zum vorausgefüllten Formular. Nach der Änderung </w:t>
+        <w:t>Unter Kategorien können neue Kategorien angelegt werden.</w:t>
       </w:r>
+    </w:p>
+    <w:p>
+      <w:pPr>
+        <w:pStyle w:val="ListBullet"/>
+      </w:pPr>
       <w:r>
-        <w:rPr>
-          <w:b/>
-        </w:rPr>
-        <w:t>Änderungen speichern</w:t>
+        <w:t>Die Filter schränken die Liste ein. Alle anzeigen setzt sie zurück.</w:t>
       </w:r>
+    </w:p>
+    <w:p>
+      <w:pPr>
+        <w:pStyle w:val="ListBullet"/>
+      </w:pPr>
       <w:r>
-        <w:t xml:space="preserve"> auswählen. Mit </w:t>
-      </w:r>
-      <w:r>
-        <w:rPr>
-          <w:b/>
-        </w:rPr>
-        <w:t>Löschen</w:t>
-      </w:r>
-      <w:r>
-        <w:t xml:space="preserve"> wird der Eintrag nach einer Sicherheitsfrage entfernt und der Kontostand neu berechnet.</w:t>
+        <w:t>Der Bericht fasst Einnahmen und Ausgaben zusammen.</w:t>
       </w:r>
     </w:p>
     <w:p>
@@ -202,78 +146,7 @@
         <w:pStyle w:val="Heading1"/>
       </w:pPr>
       <w:r>
-        <w:t>Kategorien verwalten</w:t>
-      </w:r>
-    </w:p>
-    <w:p>
-      <w:r>
-        <w:t xml:space="preserve">Unter </w:t>
-      </w:r>
-      <w:r>
-        <w:rPr>
-          <w:b/>
-        </w:rPr>
-        <w:t>Kategorien</w:t>
-      </w:r>
-      <w:r>
-        <w:t xml:space="preserve"> Namen und Farbe auswählen und </w:t>
-      </w:r>
-      <w:r>
-        <w:rPr>
-          <w:b/>
-        </w:rPr>
-        <w:t>Hinzufügen</w:t>
-      </w:r>
-      <w:r>
-        <w:t xml:space="preserve"> drücken. Die Kategorie steht sofort im Buchungsformular und im Filter zur Verfügung. Eine bereits verwendete Kategorie kann erst gelöscht werden, wenn keine Buchung mehr darauf verweist.</w:t>
-      </w:r>
-    </w:p>
-    <w:p>
-      <w:pPr>
-        <w:pStyle w:val="Heading1"/>
-      </w:pPr>
-      <w:r>
-        <w:t>Suchen, filtern und sortieren</w:t>
-      </w:r>
-    </w:p>
-    <w:p>
-      <w:r>
-        <w:t xml:space="preserve">Im Filter können Text/Belegnummer, Zeitraum, Kategorie sowie Mindest- und Höchstbetrag kombiniert werden. Die Sortierung ist nach Datum oder Betrag auf- und absteigend möglich. </w:t>
-      </w:r>
-      <w:r>
-        <w:rPr>
-          <w:b/>
-        </w:rPr>
-        <w:t>Alle Filter löschen</w:t>
-      </w:r>
-      <w:r>
-        <w:t xml:space="preserve"> stellt die Gesamtansicht wieder her.</w:t>
-      </w:r>
-    </w:p>
-    <w:p>
-      <w:r>
-        <w:t>Die Kennzahlen beziehen sich auf die aktuelle Filterauswahl. Wird nur ein Tag ausgewählt, werden daher auch Durchschnitt und größter Betrag genau für diesen Tag berechnet.</w:t>
-      </w:r>
-    </w:p>
-    <w:p>
-      <w:pPr>
-        <w:pStyle w:val="Heading1"/>
-      </w:pPr>
-      <w:r>
-        <w:t>Berichte</w:t>
-      </w:r>
-    </w:p>
-    <w:p>
-      <w:r>
-        <w:t>Unter der Tabelle kann zwischen täglicher, wöchentlicher und monatlicher Auswertung gewechselt werden. Der Bericht übernimmt die gesetzten Filter und zeigt Einnahmen, Ausgaben und Ergebnis.</w:t>
-      </w:r>
-    </w:p>
-    <w:p>
-      <w:pPr>
-        <w:pStyle w:val="Heading1"/>
-      </w:pPr>
-      <w:r>
-        <w:t>Häufige Fehlermeldungen</w:t>
+        <w:t>Typische Fehlermeldungen</w:t>
       </w:r>
     </w:p>
     <w:p>
@@ -281,13 +154,7 @@
         <w:pStyle w:val="ListBullet"/>
       </w:pPr>
       <w:r>
-        <w:rPr>
-          <w:b/>
-        </w:rPr>
-        <w:t>Belegnummer bereits vorhanden:</w:t>
-      </w:r>
-      <w:r>
-        <w:t xml:space="preserve"> eine andere Belegnummer verwenden.</w:t>
+        <w:t>Belegnummer schon vorhanden: eine andere Nummer verwenden.</w:t>
       </w:r>
     </w:p>
     <w:p>
@@ -295,13 +162,7 @@
         <w:pStyle w:val="ListBullet"/>
       </w:pPr>
       <w:r>
-        <w:rPr>
-          <w:b/>
-        </w:rPr>
-        <w:t>Entweder Einnahme oder Ausgabe:</w:t>
-      </w:r>
-      <w:r>
-        <w:t xml:space="preserve"> nur eines der beiden Betragsfelder ausfüllen.</w:t>
+        <w:t>Einnahme oder Ausgabe: nur ein Betragsfeld ausfüllen.</w:t>
       </w:r>
     </w:p>
     <w:p>
@@ -309,91 +170,17 @@
         <w:pStyle w:val="ListBullet"/>
       </w:pPr>
       <w:r>
-        <w:rPr>
-          <w:b/>
-        </w:rPr>
-        <w:t>Datum darf höchstens ... sein:</w:t>
-      </w:r>
-      <w:r>
-        <w:t xml:space="preserve"> ein Datum bis 26.08.2026 wählen.</w:t>
-      </w:r>
-    </w:p>
-    <w:p>
-      <w:pPr>
-        <w:pStyle w:val="ListBullet"/>
-      </w:pPr>
-      <w:r>
-        <w:rPr>
-          <w:b/>
-        </w:rPr>
-        <w:t>Kategorie wird verwendet:</w:t>
-      </w:r>
-      <w:r>
-        <w:t xml:space="preserve"> zugehörige Buchungen zuerst ändern oder löschen.</w:t>
+        <w:t>Kategorie wird verwendet: zuerst die betroffenen Buchungen ändern.</w:t>
       </w:r>
     </w:p>
     <w:sectPr>
-      <w:headerReference w:type="default" r:id="rId9"/>
-      <w:footerReference w:type="default" r:id="rId10"/>
-      <w:pgSz w:w="12240" w:h="15840"/>
-      <w:pgMar w:top="1440" w:right="1440" w:bottom="1440" w:left="1440" w:header="708" w:footer="708" w:gutter="0"/>
+      <w:pgSz w:w="11906" w:h="16838"/>
+      <w:pgMar w:top="1134" w:right="1247" w:bottom="1134" w:left="1247" w:header="720" w:footer="720" w:gutter="0"/>
       <w:cols w:space="720"/>
       <w:docGrid w:linePitch="360"/>
     </w:sectPr>
   </w:body>
 </w:document>
-</file>
-
-<file path=word/footer1.xml><?xml version="1.0" encoding="utf-8"?>
-<w:ftr xmlns:m="http://schemas.openxmlformats.org/officeDocument/2006/math" xmlns:mc="http://schemas.openxmlformats.org/markup-compatibility/2006" xmlns:mo="http://schemas.microsoft.com/office/mac/office/2008/main" xmlns:mv="urn:schemas-microsoft-com:mac:vml" xmlns:o="urn:schemas-microsoft-com:office:office" xmlns:r="http://schemas.openxmlformats.org/officeDocument/2006/relationships" xmlns:v="urn:schemas-microsoft-com:vml" xmlns:w10="urn:schemas-microsoft-com:office:word" xmlns:w14="http://schemas.microsoft.com/office/word/2010/wordml" xmlns:w="http://schemas.openxmlformats.org/wordprocessingml/2006/main" xmlns:wne="http://schemas.microsoft.com/office/word/2006/wordml" xmlns:wp14="http://schemas.microsoft.com/office/word/2010/wordprocessingDrawing" xmlns:wp="http://schemas.openxmlformats.org/drawingml/2006/wordprocessingDrawing" xmlns:wpc="http://schemas.microsoft.com/office/word/2010/wordprocessingCanvas" xmlns:wpg="http://schemas.microsoft.com/office/word/2010/wordprocessingGroup" xmlns:wpi="http://schemas.microsoft.com/office/word/2010/wordprocessingInk" xmlns:wps="http://schemas.microsoft.com/office/word/2010/wordprocessingShape" mc:Ignorable="w14 wp14">
-  <w:p>
-    <w:pPr>
-      <w:pStyle w:val="Footer"/>
-      <w:spacing w:before="0" w:after="0"/>
-      <w:jc w:val="center"/>
-    </w:pPr>
-    <w:r>
-      <w:rPr>
-        <w:rFonts w:ascii="Calibri" w:hAnsi="Calibri"/>
-        <w:color w:val="646464"/>
-        <w:sz w:val="18"/>
-      </w:rPr>
-      <w:t xml:space="preserve">Benutzerhandbuch  |  Seite </w:t>
-    </w:r>
-    <w:r>
-      <w:rPr>
-        <w:rFonts w:ascii="Calibri" w:hAnsi="Calibri"/>
-        <w:color w:val="646464"/>
-        <w:sz w:val="18"/>
-      </w:rPr>
-      <w:fldChar w:fldCharType="begin"/>
-      <w:instrText xml:space="preserve"> PAGE </w:instrText>
-      <w:fldChar w:fldCharType="separate"/>
-      <w:t>1</w:t>
-      <w:fldChar w:fldCharType="end"/>
-    </w:r>
-  </w:p>
-</w:ftr>
-</file>
-
-<file path=word/header1.xml><?xml version="1.0" encoding="utf-8"?>
-<w:hdr xmlns:m="http://schemas.openxmlformats.org/officeDocument/2006/math" xmlns:mc="http://schemas.openxmlformats.org/markup-compatibility/2006" xmlns:mo="http://schemas.microsoft.com/office/mac/office/2008/main" xmlns:mv="urn:schemas-microsoft-com:mac:vml" xmlns:o="urn:schemas-microsoft-com:office:office" xmlns:r="http://schemas.openxmlformats.org/officeDocument/2006/relationships" xmlns:v="urn:schemas-microsoft-com:vml" xmlns:w10="urn:schemas-microsoft-com:office:word" xmlns:w14="http://schemas.microsoft.com/office/word/2010/wordml" xmlns:w="http://schemas.openxmlformats.org/wordprocessingml/2006/main" xmlns:wne="http://schemas.microsoft.com/office/word/2006/wordml" xmlns:wp14="http://schemas.microsoft.com/office/word/2010/wordprocessingDrawing" xmlns:wp="http://schemas.openxmlformats.org/drawingml/2006/wordprocessingDrawing" xmlns:wpc="http://schemas.microsoft.com/office/word/2010/wordprocessingCanvas" xmlns:wpg="http://schemas.microsoft.com/office/word/2010/wordprocessingGroup" xmlns:wpi="http://schemas.microsoft.com/office/word/2010/wordprocessingInk" xmlns:wps="http://schemas.microsoft.com/office/word/2010/wordprocessingShape" mc:Ignorable="w14 wp14">
-  <w:p>
-    <w:pPr>
-      <w:pStyle w:val="Header"/>
-      <w:spacing w:after="0"/>
-      <w:jc w:val="right"/>
-    </w:pPr>
-    <w:r>
-      <w:rPr>
-        <w:rFonts w:ascii="Calibri" w:hAnsi="Calibri"/>
-        <w:color w:val="646464"/>
-        <w:sz w:val="18"/>
-      </w:rPr>
-      <w:t>Kassabuch</w:t>
-    </w:r>
-  </w:p>
-</w:hdr>
 </file>
 
 <file path=word/numbering.xml><?xml version="1.0" encoding="utf-8"?>
@@ -760,10 +547,11 @@
     <w:qFormat/>
     <w:rsid w:val="00FC693F"/>
     <w:pPr>
-      <w:spacing w:before="0" w:after="120" w:line="300" w:lineRule="auto"/>
+      <w:spacing w:after="120" w:line="259" w:lineRule="auto"/>
     </w:pPr>
     <w:rPr>
-      <w:rFonts w:ascii="Calibri" w:hAnsi="Calibri"/>
+      <w:rFonts w:ascii="Arial" w:hAnsi="Arial"/>
+      <w:b w:val="0"/>
       <w:sz w:val="22"/>
     </w:rPr>
   </w:style>
@@ -822,15 +610,15 @@
     <w:pPr>
       <w:keepNext/>
       <w:keepLines/>
-      <w:spacing w:before="360" w:after="200"/>
+      <w:spacing w:before="260" w:after="100"/>
       <w:outlineLvl w:val="0"/>
     </w:pPr>
     <w:rPr>
-      <w:rFonts w:asciiTheme="majorHAnsi" w:eastAsiaTheme="majorEastAsia" w:hAnsiTheme="majorHAnsi" w:cstheme="majorBidi" w:ascii="Calibri" w:hAnsi="Calibri"/>
+      <w:rFonts w:asciiTheme="majorHAnsi" w:eastAsiaTheme="majorEastAsia" w:hAnsiTheme="majorHAnsi" w:cstheme="majorBidi" w:ascii="Arial" w:hAnsi="Arial"/>
       <w:b/>
       <w:bCs/>
-      <w:color w:val="2E74B5"/>
-      <w:sz w:val="32"/>
+      <w:color w:val="1F4E79"/>
+      <w:sz w:val="28"/>
       <w:szCs w:val="28"/>
     </w:rPr>
   </w:style>
@@ -846,15 +634,15 @@
     <w:pPr>
       <w:keepNext/>
       <w:keepLines/>
-      <w:spacing w:before="280" w:after="140"/>
+      <w:spacing w:before="180" w:after="80"/>
       <w:outlineLvl w:val="1"/>
     </w:pPr>
     <w:rPr>
-      <w:rFonts w:asciiTheme="majorHAnsi" w:eastAsiaTheme="majorEastAsia" w:hAnsiTheme="majorHAnsi" w:cstheme="majorBidi" w:ascii="Calibri" w:hAnsi="Calibri"/>
+      <w:rFonts w:asciiTheme="majorHAnsi" w:eastAsiaTheme="majorEastAsia" w:hAnsiTheme="majorHAnsi" w:cstheme="majorBidi" w:ascii="Arial" w:hAnsi="Arial"/>
       <w:b/>
       <w:bCs/>
-      <w:color w:val="2E74B5"/>
-      <w:sz w:val="26"/>
+      <w:color w:val="1F4E79"/>
+      <w:sz w:val="24"/>
       <w:szCs w:val="26"/>
     </w:rPr>
   </w:style>
@@ -870,15 +658,14 @@
     <w:pPr>
       <w:keepNext/>
       <w:keepLines/>
-      <w:spacing w:before="200" w:after="100"/>
+      <w:spacing w:before="200" w:after="0"/>
       <w:outlineLvl w:val="2"/>
     </w:pPr>
     <w:rPr>
-      <w:rFonts w:asciiTheme="majorHAnsi" w:eastAsiaTheme="majorEastAsia" w:hAnsiTheme="majorHAnsi" w:cstheme="majorBidi" w:ascii="Calibri" w:hAnsi="Calibri"/>
+      <w:rFonts w:asciiTheme="majorHAnsi" w:eastAsiaTheme="majorEastAsia" w:hAnsiTheme="majorHAnsi" w:cstheme="majorBidi"/>
       <w:b/>
       <w:bCs/>
-      <w:color w:val="1F4D78"/>
-      <w:sz w:val="24"/>
+      <w:color w:val="4F81BD" w:themeColor="accent1"/>
     </w:rPr>
   </w:style>
   <w:style w:type="paragraph" w:styleId="Heading4">
@@ -1112,13 +899,12 @@
       <w:pBdr>
         <w:bottom w:val="single" w:sz="8" w:space="4" w:color="4F81BD" w:themeColor="accent1"/>
       </w:pBdr>
-      <w:spacing w:after="160" w:line="240" w:lineRule="auto" w:before="0"/>
+      <w:spacing w:after="300" w:line="240" w:lineRule="auto"/>
       <w:contextualSpacing/>
     </w:pPr>
     <w:rPr>
-      <w:rFonts w:asciiTheme="majorHAnsi" w:eastAsiaTheme="majorEastAsia" w:hAnsiTheme="majorHAnsi" w:cstheme="majorBidi" w:ascii="Calibri" w:hAnsi="Calibri"/>
-      <w:b/>
-      <w:color w:val="1F4D78"/>
+      <w:rFonts w:asciiTheme="majorHAnsi" w:eastAsiaTheme="majorEastAsia" w:hAnsiTheme="majorHAnsi" w:cstheme="majorBidi"/>
+      <w:color w:val="17365D" w:themeColor="text2" w:themeShade="BF"/>
       <w:spacing w:val="5"/>
       <w:kern w:val="28"/>
       <w:sz w:val="52"/>
@@ -1152,15 +938,14 @@
       <w:numPr>
         <w:ilvl w:val="1"/>
       </w:numPr>
-      <w:spacing w:before="0" w:after="160"/>
     </w:pPr>
     <w:rPr>
-      <w:rFonts w:asciiTheme="majorHAnsi" w:eastAsiaTheme="majorEastAsia" w:hAnsiTheme="majorHAnsi" w:cstheme="majorBidi" w:ascii="Calibri" w:hAnsi="Calibri"/>
+      <w:rFonts w:asciiTheme="majorHAnsi" w:eastAsiaTheme="majorEastAsia" w:hAnsiTheme="majorHAnsi" w:cstheme="majorBidi"/>
       <w:i/>
       <w:iCs/>
-      <w:color w:val="646464"/>
+      <w:color w:val="4F81BD" w:themeColor="accent1"/>
       <w:spacing w:val="15"/>
-      <w:sz w:val="28"/>
+      <w:sz w:val="24"/>
       <w:szCs w:val="24"/>
     </w:rPr>
   </w:style>
@@ -1296,12 +1081,13 @@
       <w:numPr>
         <w:numId w:val="1"/>
       </w:numPr>
-      <w:spacing w:after="80" w:line="300" w:lineRule="auto"/>
-      <w:ind w:left="540" w:hanging="271"/>
+      <w:spacing w:after="60"/>
+      <w:ind w:left="369" w:hanging="198"/>
       <w:contextualSpacing/>
     </w:pPr>
     <w:rPr>
-      <w:rFonts w:ascii="Calibri" w:hAnsi="Calibri"/>
+      <w:rFonts w:ascii="Arial" w:hAnsi="Arial"/>
+      <w:b w:val="0"/>
       <w:sz w:val="22"/>
     </w:rPr>
   </w:style>
@@ -1341,12 +1127,13 @@
       <w:numPr>
         <w:numId w:val="5"/>
       </w:numPr>
-      <w:spacing w:after="80" w:line="300" w:lineRule="auto"/>
-      <w:ind w:left="540" w:hanging="271"/>
+      <w:spacing w:after="60"/>
+      <w:ind w:left="369" w:hanging="198"/>
       <w:contextualSpacing/>
     </w:pPr>
     <w:rPr>
-      <w:rFonts w:ascii="Calibri" w:hAnsi="Calibri"/>
+      <w:rFonts w:ascii="Arial" w:hAnsi="Arial"/>
+      <w:b w:val="0"/>
       <w:sz w:val="22"/>
     </w:rPr>
   </w:style>

--- a/BENUTZERHANDBUCH.docx
+++ b/BENUTZERHANDBUCH.docx
@@ -18,7 +18,7 @@
     </w:p>
     <w:p>
       <w:pPr>
-        <w:spacing w:after="240"/>
+        <w:spacing w:after="200"/>
       </w:pPr>
       <w:r>
         <w:rPr>
@@ -26,7 +26,7 @@
           <w:color w:val="5A5A5A"/>
           <w:sz w:val="20"/>
         </w:rPr>
-        <w:t>C# / ASP.NET Core MVC</w:t>
+        <w:t>Kurze Anleitung zur Bedienung</w:t>
       </w:r>
     </w:p>
     <w:p>
@@ -34,7 +34,7 @@
         <w:pStyle w:val="Heading1"/>
       </w:pPr>
       <w:r>
-        <w:t>Programm starten</w:t>
+        <w:t>1. Programm starten</w:t>
       </w:r>
     </w:p>
     <w:p>
@@ -42,7 +42,7 @@
         <w:pStyle w:val="ListNumber"/>
       </w:pPr>
       <w:r>
-        <w:t>Kassabuch.sln in Visual Studio öffnen.</w:t>
+        <w:t>Die Datei Kassabuch.sln in Visual Studio öffnen.</w:t>
       </w:r>
     </w:p>
     <w:p>
@@ -50,7 +50,7 @@
         <w:pStyle w:val="ListNumber"/>
       </w:pPr>
       <w:r>
-        <w:t>Das Projekt mit F5 starten.</w:t>
+        <w:t>Oben das Kassabuch-Projekt als Startprojekt auswählen.</w:t>
       </w:r>
     </w:p>
     <w:p>
@@ -58,7 +58,20 @@
         <w:pStyle w:val="ListNumber"/>
       </w:pPr>
       <w:r>
-        <w:t>Die Anwendung öffnet sich im Browser.</w:t>
+        <w:t>Mit F5 oder dem grünen Startknopf starten.</w:t>
+      </w:r>
+    </w:p>
+    <w:p>
+      <w:pPr>
+        <w:pStyle w:val="ListNumber"/>
+      </w:pPr>
+      <w:r>
+        <w:t>Warten, bis sich die Anwendung im Browser öffnet.</w:t>
+      </w:r>
+    </w:p>
+    <w:p>
+      <w:r>
+        <w:t>Auf der Startseite stehen oben die wichtigsten Summen. Darunter befinden sich Filter, die Buchungsliste und das Formular für neue Einträge. Die Bedienung erfolgt direkt im Browser.</w:t>
       </w:r>
     </w:p>
     <w:p>
@@ -66,7 +79,7 @@
         <w:pStyle w:val="Heading1"/>
       </w:pPr>
       <w:r>
-        <w:t>Buchung anlegen</w:t>
+        <w:t>2. Neue Buchung anlegen</w:t>
       </w:r>
     </w:p>
     <w:p>
@@ -74,7 +87,7 @@
         <w:pStyle w:val="ListNumber"/>
       </w:pPr>
       <w:r>
-        <w:t>Belegnummer, Datum, Beschreibung und Kategorie eingeben.</w:t>
+        <w:t>Eine noch nicht verwendete Belegnummer eintragen.</w:t>
       </w:r>
     </w:p>
     <w:p>
@@ -82,7 +95,15 @@
         <w:pStyle w:val="ListNumber"/>
       </w:pPr>
       <w:r>
-        <w:t>Nur Einnahme oder nur Ausgabe ausfüllen.</w:t>
+        <w:t>Datum, Beschreibung und Kategorie auswählen.</w:t>
+      </w:r>
+    </w:p>
+    <w:p>
+      <w:pPr>
+        <w:pStyle w:val="ListNumber"/>
+      </w:pPr>
+      <w:r>
+        <w:t>Nur Einnahme oder nur Ausgabe mit einem Betrag ausfüllen.</w:t>
       </w:r>
     </w:p>
     <w:p>
@@ -94,11 +115,47 @@
       </w:r>
     </w:p>
     <w:p>
+      <w:r>
+        <w:t>Nach dem Speichern erscheint der Eintrag in der Liste. Die Summen werden sofort neu berechnet. Bei einer falschen Eingabe zeigt das Programm eine Meldung und speichert die Buchung nicht.</w:t>
+      </w:r>
+    </w:p>
+    <w:p>
       <w:pPr>
         <w:pStyle w:val="Heading1"/>
       </w:pPr>
       <w:r>
-        <w:t>Weitere Funktionen</w:t>
+        <w:t>3. Buchung ändern oder löschen</w:t>
+      </w:r>
+    </w:p>
+    <w:p>
+      <w:r>
+        <w:t>Über Bearbeiten wird ein vorhandener Eintrag wieder im Formular geöffnet. Dort können Beschreibung, Datum, Kategorie oder Betrag geändert werden. Anschließend wird erneut gespeichert. Löschen entfernt den ausgewählten Eintrag nach der Bestätigung.</w:t>
+      </w:r>
+    </w:p>
+    <w:p>
+      <w:r>
+        <w:br w:type="page"/>
+      </w:r>
+    </w:p>
+    <w:p>
+      <w:pPr>
+        <w:pStyle w:val="Heading1"/>
+      </w:pPr>
+      <w:r>
+        <w:t>4. Kategorien verwalten</w:t>
+      </w:r>
+    </w:p>
+    <w:p>
+      <w:r>
+        <w:t>Im Bereich Kategorien können neue Namen und Farben angelegt werden. Beim Buchen wird die passende Kategorie aus der Liste gewählt. Eine Kategorie, die bereits bei einer Buchung verwendet wird, kann nicht gelöscht werden. Zuerst müssen diese Buchungen geändert oder entfernt werden.</w:t>
+      </w:r>
+    </w:p>
+    <w:p>
+      <w:pPr>
+        <w:pStyle w:val="Heading1"/>
+      </w:pPr>
+      <w:r>
+        <w:t>5. Filtern und sortieren</w:t>
       </w:r>
     </w:p>
     <w:p>
@@ -106,7 +163,7 @@
         <w:pStyle w:val="ListBullet"/>
       </w:pPr>
       <w:r>
-        <w:t>Mit Bearbeiten kann eine Buchung geändert werden.</w:t>
+        <w:t>Das Textfeld sucht in Belegnummer und Beschreibung.</w:t>
       </w:r>
     </w:p>
     <w:p>
@@ -114,7 +171,7 @@
         <w:pStyle w:val="ListBullet"/>
       </w:pPr>
       <w:r>
-        <w:t>Mit Löschen wird eine Buchung entfernt.</w:t>
+        <w:t>Datum von und Datum bis schränken den Zeitraum ein.</w:t>
       </w:r>
     </w:p>
     <w:p>
@@ -122,7 +179,7 @@
         <w:pStyle w:val="ListBullet"/>
       </w:pPr>
       <w:r>
-        <w:t>Unter Kategorien können neue Kategorien angelegt werden.</w:t>
+        <w:t>Kategorie und Betrag können zusätzlich ausgewählt werden.</w:t>
       </w:r>
     </w:p>
     <w:p>
@@ -130,7 +187,7 @@
         <w:pStyle w:val="ListBullet"/>
       </w:pPr>
       <w:r>
-        <w:t>Die Filter schränken die Liste ein. Alle anzeigen setzt sie zurück.</w:t>
+        <w:t>Die Sortierung ordnet die Liste nach Datum oder Betrag.</w:t>
       </w:r>
     </w:p>
     <w:p>
@@ -138,7 +195,12 @@
         <w:pStyle w:val="ListBullet"/>
       </w:pPr>
       <w:r>
-        <w:t>Der Bericht fasst Einnahmen und Ausgaben zusammen.</w:t>
+        <w:t>Alle anzeigen setzt die Filter wieder zurück.</w:t>
+      </w:r>
+    </w:p>
+    <w:p>
+      <w:r>
+        <w:t>Mehrere Filter können gemeinsam verwendet werden. So lassen sich zum Beispiel nur Ausgaben einer Kategorie in einem bestimmten Zeitraum anzeigen.</w:t>
       </w:r>
     </w:p>
     <w:p>
@@ -146,7 +208,20 @@
         <w:pStyle w:val="Heading1"/>
       </w:pPr>
       <w:r>
-        <w:t>Typische Fehlermeldungen</w:t>
+        <w:t>6. Berichte verwenden</w:t>
+      </w:r>
+    </w:p>
+    <w:p>
+      <w:r>
+        <w:t>Im Bericht wird ein Zeitraum ausgewählt. Möglich sind Tag, Woche oder Monat. Danach zeigt die Anwendung die passenden Einnahmen, Ausgaben und den Unterschied an. Der Bericht verändert keine Buchungen.</w:t>
+      </w:r>
+    </w:p>
+    <w:p>
+      <w:pPr>
+        <w:pStyle w:val="Heading1"/>
+      </w:pPr>
+      <w:r>
+        <w:t>7. Häufige Meldungen</w:t>
       </w:r>
     </w:p>
     <w:p>
@@ -170,10 +245,32 @@
         <w:pStyle w:val="ListBullet"/>
       </w:pPr>
       <w:r>
+        <w:t>Pflichtfeld fehlt: das markierte Feld ergänzen.</w:t>
+      </w:r>
+    </w:p>
+    <w:p>
+      <w:pPr>
+        <w:pStyle w:val="ListBullet"/>
+      </w:pPr>
+      <w:r>
         <w:t>Kategorie wird verwendet: zuerst die betroffenen Buchungen ändern.</w:t>
       </w:r>
     </w:p>
+    <w:p>
+      <w:pPr>
+        <w:pStyle w:val="Heading1"/>
+      </w:pPr>
+      <w:r>
+        <w:t>8. Programm beenden</w:t>
+      </w:r>
+    </w:p>
+    <w:p>
+      <w:r>
+        <w:t>Der Browser kann geschlossen und das Programm in Visual Studio mit dem roten Stoppknopf beendet werden. Die gespeicherten Buchungen bleiben erhalten und werden beim nächsten Start wieder geladen.</w:t>
+      </w:r>
+    </w:p>
     <w:sectPr>
+      <w:footerReference w:type="default" r:id="rId9"/>
       <w:pgSz w:w="11906" w:h="16838"/>
       <w:pgMar w:top="1134" w:right="1247" w:bottom="1134" w:left="1247" w:header="720" w:footer="720" w:gutter="0"/>
       <w:cols w:space="720"/>
@@ -181,6 +278,25 @@
     </w:sectPr>
   </w:body>
 </w:document>
+</file>
+
+<file path=word/footer1.xml><?xml version="1.0" encoding="utf-8"?>
+<w:ftr xmlns:m="http://schemas.openxmlformats.org/officeDocument/2006/math" xmlns:mc="http://schemas.openxmlformats.org/markup-compatibility/2006" xmlns:mo="http://schemas.microsoft.com/office/mac/office/2008/main" xmlns:mv="urn:schemas-microsoft-com:mac:vml" xmlns:o="urn:schemas-microsoft-com:office:office" xmlns:r="http://schemas.openxmlformats.org/officeDocument/2006/relationships" xmlns:v="urn:schemas-microsoft-com:vml" xmlns:w10="urn:schemas-microsoft-com:office:word" xmlns:w14="http://schemas.microsoft.com/office/word/2010/wordml" xmlns:w="http://schemas.openxmlformats.org/wordprocessingml/2006/main" xmlns:wne="http://schemas.microsoft.com/office/word/2006/wordml" xmlns:wp14="http://schemas.microsoft.com/office/word/2010/wordprocessingDrawing" xmlns:wp="http://schemas.openxmlformats.org/drawingml/2006/wordprocessingDrawing" xmlns:wpc="http://schemas.microsoft.com/office/word/2010/wordprocessingCanvas" xmlns:wpg="http://schemas.microsoft.com/office/word/2010/wordprocessingGroup" xmlns:wpi="http://schemas.microsoft.com/office/word/2010/wordprocessingInk" xmlns:wps="http://schemas.microsoft.com/office/word/2010/wordprocessingShape" mc:Ignorable="w14 wp14">
+  <w:p>
+    <w:pPr>
+      <w:pStyle w:val="Footer"/>
+      <w:jc w:val="center"/>
+    </w:pPr>
+    <w:r>
+      <w:rPr>
+        <w:rFonts w:ascii="Arial" w:hAnsi="Arial"/>
+        <w:color w:val="5A5A5A"/>
+        <w:sz w:val="18"/>
+      </w:rPr>
+      <w:t>Kassabuch - Benutzerhandbuch</w:t>
+    </w:r>
+  </w:p>
+</w:ftr>
 </file>
 
 <file path=word/numbering.xml><?xml version="1.0" encoding="utf-8"?>
@@ -547,7 +663,7 @@
     <w:qFormat/>
     <w:rsid w:val="00FC693F"/>
     <w:pPr>
-      <w:spacing w:after="120" w:line="259" w:lineRule="auto"/>
+      <w:spacing w:after="100" w:line="252" w:lineRule="auto"/>
     </w:pPr>
     <w:rPr>
       <w:rFonts w:ascii="Arial" w:hAnsi="Arial"/>
@@ -610,7 +726,7 @@
     <w:pPr>
       <w:keepNext/>
       <w:keepLines/>
-      <w:spacing w:before="260" w:after="100"/>
+      <w:spacing w:before="200" w:after="80"/>
       <w:outlineLvl w:val="0"/>
     </w:pPr>
     <w:rPr>
@@ -634,7 +750,7 @@
     <w:pPr>
       <w:keepNext/>
       <w:keepLines/>
-      <w:spacing w:before="180" w:after="80"/>
+      <w:spacing w:before="140" w:after="60"/>
       <w:outlineLvl w:val="1"/>
     </w:pPr>
     <w:rPr>
@@ -1081,7 +1197,7 @@
       <w:numPr>
         <w:numId w:val="1"/>
       </w:numPr>
-      <w:spacing w:after="60"/>
+      <w:spacing w:after="40"/>
       <w:ind w:left="369" w:hanging="198"/>
       <w:contextualSpacing/>
     </w:pPr>
@@ -1127,7 +1243,7 @@
       <w:numPr>
         <w:numId w:val="5"/>
       </w:numPr>
-      <w:spacing w:after="60"/>
+      <w:spacing w:after="40"/>
       <w:ind w:left="369" w:hanging="198"/>
       <w:contextualSpacing/>
     </w:pPr>

--- a/BENUTZERHANDBUCH.docx
+++ b/BENUTZERHANDBUCH.docx
@@ -71,7 +71,7 @@
     </w:p>
     <w:p>
       <w:r>
-        <w:t>Auf der Startseite stehen oben die wichtigsten Summen. Darunter befinden sich Filter, die Buchungsliste und das Formular für neue Einträge. Die Bedienung erfolgt direkt im Browser.</w:t>
+        <w:t>Beim ersten Start wird im Projektordner automatisch die lokale SQLite-Datenbank kassabuch-schulprojekt.db erstellt. Auf der Startseite stehen oben die wichtigsten Summen. Darunter befinden sich Filter, Buchungsliste und Eingabeformular.</w:t>
       </w:r>
     </w:p>
     <w:p>

--- a/BENUTZERHANDBUCH.docx
+++ b/BENUTZERHANDBUCH.docx
@@ -71,7 +71,7 @@
     </w:p>
     <w:p>
       <w:r>
-        <w:t>Beim ersten Start wird im Projektordner automatisch die lokale SQLite-Datenbank kassabuch-schulprojekt.db erstellt. Auf der Startseite stehen oben die wichtigsten Summen. Darunter befinden sich Filter, Buchungsliste und Eingabeformular.</w:t>
+        <w:t>Beim ersten Start wird im Projektordner automatisch die lokale SQLite-Datenbank kassabuch.db erstellt. Auf der Startseite stehen oben die wichtigsten Summen. Darunter befinden sich Filter, Buchungsliste und Eingabeformular.</w:t>
       </w:r>
     </w:p>
     <w:p>
@@ -271,6 +271,7 @@
     </w:p>
     <w:sectPr>
       <w:footerReference w:type="default" r:id="rId9"/>
+      <w:headerReference w:type="default" r:id="rId10"/>
       <w:pgSz w:w="11906" w:h="16838"/>
       <w:pgMar w:top="1134" w:right="1247" w:bottom="1134" w:left="1247" w:header="720" w:footer="720" w:gutter="0"/>
       <w:cols w:space="720"/>
@@ -297,6 +298,16 @@
     </w:r>
   </w:p>
 </w:ftr>
+</file>
+
+<file path=word/header1.xml><?xml version="1.0" encoding="utf-8"?>
+<w:hdr xmlns:m="http://schemas.openxmlformats.org/officeDocument/2006/math" xmlns:mc="http://schemas.openxmlformats.org/markup-compatibility/2006" xmlns:mo="http://schemas.microsoft.com/office/mac/office/2008/main" xmlns:mv="urn:schemas-microsoft-com:mac:vml" xmlns:o="urn:schemas-microsoft-com:office:office" xmlns:r="http://schemas.openxmlformats.org/officeDocument/2006/relationships" xmlns:v="urn:schemas-microsoft-com:vml" xmlns:w10="urn:schemas-microsoft-com:office:word" xmlns:w14="http://schemas.microsoft.com/office/word/2010/wordml" xmlns:w="http://schemas.openxmlformats.org/wordprocessingml/2006/main" xmlns:wne="http://schemas.microsoft.com/office/word/2006/wordml" xmlns:wp14="http://schemas.microsoft.com/office/word/2010/wordprocessingDrawing" xmlns:wp="http://schemas.openxmlformats.org/drawingml/2006/wordprocessingDrawing" xmlns:wpc="http://schemas.microsoft.com/office/word/2010/wordprocessingCanvas" xmlns:wpg="http://schemas.microsoft.com/office/word/2010/wordprocessingGroup" xmlns:wpi="http://schemas.microsoft.com/office/word/2010/wordprocessingInk" xmlns:wps="http://schemas.microsoft.com/office/word/2010/wordprocessingShape" mc:Ignorable="w14 wp14">
+  <w:p>
+    <w:pPr>
+      <w:pStyle w:val="Header"/>
+    </w:pPr>
+  </w:p>
+</w:hdr>
 </file>
 
 <file path=word/numbering.xml><?xml version="1.0" encoding="utf-8"?>
